--- a/assets/templates/Выписка из медицинской карты.docx
+++ b/assets/templates/Выписка из медицинской карты.docx
@@ -32,19 +32,19 @@
       </w:tblPr>
       <w:tblGrid>
         <w:gridCol w:w="858"/>
-        <w:gridCol w:w="610"/>
+        <w:gridCol w:w="609"/>
         <w:gridCol w:w="468"/>
-        <w:gridCol w:w="524"/>
-        <w:gridCol w:w="646"/>
+        <w:gridCol w:w="525"/>
+        <w:gridCol w:w="645"/>
         <w:gridCol w:w="1442"/>
-        <w:gridCol w:w="205"/>
+        <w:gridCol w:w="206"/>
         <w:gridCol w:w="713"/>
         <w:gridCol w:w="1350"/>
         <w:gridCol w:w="520"/>
-        <w:gridCol w:w="560"/>
+        <w:gridCol w:w="559"/>
         <w:gridCol w:w="1097"/>
         <w:gridCol w:w="431"/>
-        <w:gridCol w:w="1739"/>
+        <w:gridCol w:w="1740"/>
       </w:tblGrid>
       <w:tr>
         <w:trPr>
@@ -224,16 +224,6 @@
               </w:rPr>
               <w:t>${FIRST_NAME}</w:t>
             </w:r>
-            <w:r>
-              <w:rPr>
-                <w:rFonts w:ascii="Arial" w:hAnsi="Arial"/>
-                <w:b/>
-                <w:bCs/>
-                <w:sz w:val="20"/>
-                <w:szCs w:val="20"/>
-              </w:rPr>
-              <w:t xml:space="preserve"> </w:t>
-            </w:r>
           </w:p>
         </w:tc>
         <w:tc>
@@ -305,15 +295,7 @@
                 <w:sz w:val="20"/>
                 <w:szCs w:val="20"/>
               </w:rPr>
-              <w:t xml:space="preserve">2. Пол: </w:t>
-            </w:r>
-            <w:r>
-              <w:rPr>
-                <w:rFonts w:ascii="Arial" w:hAnsi="Arial"/>
-                <w:sz w:val="20"/>
-                <w:szCs w:val="20"/>
-              </w:rPr>
-              <w:t>${GENDER}</w:t>
+              <w:t>2. Пол: ${GENDER}</w:t>
             </w:r>
           </w:p>
         </w:tc>
@@ -342,15 +324,7 @@
                 <w:sz w:val="20"/>
                 <w:szCs w:val="20"/>
               </w:rPr>
-              <w:t xml:space="preserve">Дата рождения </w:t>
-            </w:r>
-            <w:r>
-              <w:rPr>
-                <w:rFonts w:ascii="Arial" w:hAnsi="Arial"/>
-                <w:sz w:val="20"/>
-                <w:szCs w:val="20"/>
-              </w:rPr>
-              <w:t>${BIRTH_DATE}</w:t>
+              <w:t>Дата рождения ${BIRTH_DATE}</w:t>
             </w:r>
           </w:p>
         </w:tc>
@@ -452,15 +426,7 @@
                 <w:sz w:val="20"/>
                 <w:szCs w:val="20"/>
               </w:rPr>
-              <w:t xml:space="preserve">4.Номер СНИЛС </w:t>
-            </w:r>
-            <w:r>
-              <w:rPr>
-                <w:rFonts w:ascii="Arial" w:hAnsi="Arial"/>
-                <w:sz w:val="20"/>
-                <w:szCs w:val="20"/>
-              </w:rPr>
-              <w:t>${SNILS}</w:t>
+              <w:t>4.Номер СНИЛС ${SNILS}</w:t>
             </w:r>
           </w:p>
         </w:tc>
@@ -494,15 +460,7 @@
                 <w:sz w:val="20"/>
                 <w:szCs w:val="20"/>
               </w:rPr>
-              <w:t xml:space="preserve">5. Место работы </w:t>
-            </w:r>
-            <w:r>
-              <w:rPr>
-                <w:rFonts w:ascii="Arial" w:hAnsi="Arial"/>
-                <w:sz w:val="20"/>
-                <w:szCs w:val="20"/>
-              </w:rPr>
-              <w:t>${ORGANIZATION_NAME}</w:t>
+              <w:t>5. Место работы ${ORGANIZATION_NAME}</w:t>
             </w:r>
           </w:p>
         </w:tc>
@@ -604,15 +562,7 @@
                 <w:sz w:val="20"/>
                 <w:szCs w:val="20"/>
               </w:rPr>
-              <w:t xml:space="preserve">7. Профессия (должность) </w:t>
-            </w:r>
-            <w:r>
-              <w:rPr>
-                <w:rFonts w:ascii="Arial" w:hAnsi="Arial"/>
-                <w:sz w:val="20"/>
-                <w:szCs w:val="20"/>
-              </w:rPr>
-              <w:t>${POSITION}</w:t>
+              <w:t>7. Профессия (должность) ${POSITION}</w:t>
             </w:r>
           </w:p>
         </w:tc>
@@ -680,15 +630,7 @@
                 <w:sz w:val="20"/>
                 <w:szCs w:val="20"/>
               </w:rPr>
-              <w:t xml:space="preserve">Пункт: </w:t>
-            </w:r>
-            <w:r>
-              <w:rPr>
-                <w:rFonts w:ascii="Arial" w:hAnsi="Arial"/>
-                <w:sz w:val="20"/>
-                <w:szCs w:val="20"/>
-              </w:rPr>
-              <w:t>${HAZARD_FACTORS}</w:t>
+              <w:t>Пункт: ${HAZARD_FACTORS}</w:t>
             </w:r>
           </w:p>
         </w:tc>
@@ -727,7 +669,7 @@
         </w:tc>
         <w:tc>
           <w:tcPr>
-            <w:tcW w:w="610" w:type="dxa"/>
+            <w:tcW w:w="609" w:type="dxa"/>
             <w:tcBorders/>
             <w:vAlign w:val="center"/>
           </w:tcPr>
@@ -783,7 +725,7 @@
         </w:tc>
         <w:tc>
           <w:tcPr>
-            <w:tcW w:w="524" w:type="dxa"/>
+            <w:tcW w:w="525" w:type="dxa"/>
             <w:tcBorders/>
             <w:vAlign w:val="center"/>
           </w:tcPr>
@@ -811,7 +753,7 @@
         </w:tc>
         <w:tc>
           <w:tcPr>
-            <w:tcW w:w="646" w:type="dxa"/>
+            <w:tcW w:w="645" w:type="dxa"/>
             <w:tcBorders/>
             <w:vAlign w:val="center"/>
           </w:tcPr>
@@ -867,7 +809,7 @@
         </w:tc>
         <w:tc>
           <w:tcPr>
-            <w:tcW w:w="918" w:type="dxa"/>
+            <w:tcW w:w="919" w:type="dxa"/>
             <w:gridSpan w:val="2"/>
             <w:tcBorders/>
             <w:vAlign w:val="center"/>
@@ -952,7 +894,7 @@
         </w:tc>
         <w:tc>
           <w:tcPr>
-            <w:tcW w:w="560" w:type="dxa"/>
+            <w:tcW w:w="559" w:type="dxa"/>
             <w:tcBorders/>
             <w:vAlign w:val="center"/>
           </w:tcPr>
@@ -1036,7 +978,7 @@
         </w:tc>
         <w:tc>
           <w:tcPr>
-            <w:tcW w:w="1739" w:type="dxa"/>
+            <w:tcW w:w="1740" w:type="dxa"/>
             <w:tcBorders/>
             <w:vAlign w:val="center"/>
           </w:tcPr>
@@ -1131,7 +1073,7 @@
         </w:tc>
         <w:tc>
           <w:tcPr>
-            <w:tcW w:w="610" w:type="dxa"/>
+            <w:tcW w:w="609" w:type="dxa"/>
             <w:tcBorders/>
             <w:vAlign w:val="center"/>
           </w:tcPr>
@@ -1187,7 +1129,7 @@
         </w:tc>
         <w:tc>
           <w:tcPr>
-            <w:tcW w:w="524" w:type="dxa"/>
+            <w:tcW w:w="525" w:type="dxa"/>
             <w:tcBorders/>
             <w:vAlign w:val="bottom"/>
           </w:tcPr>
@@ -1215,7 +1157,7 @@
         </w:tc>
         <w:tc>
           <w:tcPr>
-            <w:tcW w:w="646" w:type="dxa"/>
+            <w:tcW w:w="645" w:type="dxa"/>
             <w:tcBorders/>
             <w:vAlign w:val="bottom"/>
           </w:tcPr>
@@ -1271,7 +1213,7 @@
         </w:tc>
         <w:tc>
           <w:tcPr>
-            <w:tcW w:w="918" w:type="dxa"/>
+            <w:tcW w:w="919" w:type="dxa"/>
             <w:gridSpan w:val="2"/>
             <w:tcBorders/>
             <w:vAlign w:val="bottom"/>
@@ -1356,7 +1298,7 @@
         </w:tc>
         <w:tc>
           <w:tcPr>
-            <w:tcW w:w="560" w:type="dxa"/>
+            <w:tcW w:w="559" w:type="dxa"/>
             <w:tcBorders/>
             <w:vAlign w:val="bottom"/>
           </w:tcPr>
@@ -1440,7 +1382,7 @@
         </w:tc>
         <w:tc>
           <w:tcPr>
-            <w:tcW w:w="1739" w:type="dxa"/>
+            <w:tcW w:w="1740" w:type="dxa"/>
             <w:tcBorders/>
             <w:vAlign w:val="bottom"/>
           </w:tcPr>
@@ -1721,7 +1663,7 @@
         </w:trPr>
         <w:tc>
           <w:tcPr>
-            <w:tcW w:w="4548" w:type="dxa"/>
+            <w:tcW w:w="4547" w:type="dxa"/>
             <w:gridSpan w:val="6"/>
             <w:tcBorders/>
           </w:tcPr>
@@ -1749,7 +1691,7 @@
         </w:tc>
         <w:tc>
           <w:tcPr>
-            <w:tcW w:w="918" w:type="dxa"/>
+            <w:tcW w:w="919" w:type="dxa"/>
             <w:gridSpan w:val="2"/>
             <w:tcBorders/>
           </w:tcPr>
@@ -1831,7 +1773,7 @@
         </w:tc>
         <w:tc>
           <w:tcPr>
-            <w:tcW w:w="560" w:type="dxa"/>
+            <w:tcW w:w="559" w:type="dxa"/>
             <w:tcBorders/>
           </w:tcPr>
           <w:p>
@@ -1912,7 +1854,7 @@
         </w:tc>
         <w:tc>
           <w:tcPr>
-            <w:tcW w:w="1739" w:type="dxa"/>
+            <w:tcW w:w="1740" w:type="dxa"/>
             <w:tcBorders/>
           </w:tcPr>
           <w:p>
@@ -1944,7 +1886,7 @@
         </w:trPr>
         <w:tc>
           <w:tcPr>
-            <w:tcW w:w="4548" w:type="dxa"/>
+            <w:tcW w:w="4547" w:type="dxa"/>
             <w:gridSpan w:val="6"/>
             <w:tcBorders/>
           </w:tcPr>
@@ -1972,7 +1914,7 @@
         </w:tc>
         <w:tc>
           <w:tcPr>
-            <w:tcW w:w="918" w:type="dxa"/>
+            <w:tcW w:w="919" w:type="dxa"/>
             <w:gridSpan w:val="2"/>
             <w:tcBorders/>
           </w:tcPr>
@@ -2054,7 +1996,7 @@
         </w:tc>
         <w:tc>
           <w:tcPr>
-            <w:tcW w:w="560" w:type="dxa"/>
+            <w:tcW w:w="559" w:type="dxa"/>
             <w:tcBorders/>
           </w:tcPr>
           <w:p>
@@ -2135,7 +2077,7 @@
         </w:tc>
         <w:tc>
           <w:tcPr>
-            <w:tcW w:w="1739" w:type="dxa"/>
+            <w:tcW w:w="1740" w:type="dxa"/>
             <w:tcBorders/>
           </w:tcPr>
           <w:p>
@@ -2194,7 +2136,7 @@
         </w:tc>
         <w:tc>
           <w:tcPr>
-            <w:tcW w:w="610" w:type="dxa"/>
+            <w:tcW w:w="609" w:type="dxa"/>
             <w:tcBorders/>
           </w:tcPr>
           <w:p>
@@ -2248,34 +2190,34 @@
         </w:tc>
         <w:tc>
           <w:tcPr>
-            <w:tcW w:w="524" w:type="dxa"/>
-            <w:tcBorders/>
-          </w:tcPr>
-          <w:p>
-            <w:pPr>
-              <w:pStyle w:val="Normal"/>
-              <w:tabs>
-                <w:tab w:val="clear" w:pos="708"/>
-              </w:tabs>
-              <w:jc w:val="left"/>
-              <w:rPr>
-                <w:rFonts w:ascii="Arial" w:hAnsi="Arial"/>
-                <w:sz w:val="20"/>
-                <w:szCs w:val="20"/>
-              </w:rPr>
-            </w:pPr>
-            <w:r>
-              <w:rPr>
-                <w:rFonts w:ascii="Arial" w:hAnsi="Arial"/>
-                <w:sz w:val="20"/>
-                <w:szCs w:val="20"/>
-              </w:rPr>
-            </w:r>
-          </w:p>
-        </w:tc>
-        <w:tc>
-          <w:tcPr>
-            <w:tcW w:w="646" w:type="dxa"/>
+            <w:tcW w:w="525" w:type="dxa"/>
+            <w:tcBorders/>
+          </w:tcPr>
+          <w:p>
+            <w:pPr>
+              <w:pStyle w:val="Normal"/>
+              <w:tabs>
+                <w:tab w:val="clear" w:pos="708"/>
+              </w:tabs>
+              <w:jc w:val="left"/>
+              <w:rPr>
+                <w:rFonts w:ascii="Arial" w:hAnsi="Arial"/>
+                <w:sz w:val="20"/>
+                <w:szCs w:val="20"/>
+              </w:rPr>
+            </w:pPr>
+            <w:r>
+              <w:rPr>
+                <w:rFonts w:ascii="Arial" w:hAnsi="Arial"/>
+                <w:sz w:val="20"/>
+                <w:szCs w:val="20"/>
+              </w:rPr>
+            </w:r>
+          </w:p>
+        </w:tc>
+        <w:tc>
+          <w:tcPr>
+            <w:tcW w:w="645" w:type="dxa"/>
             <w:tcBorders/>
           </w:tcPr>
           <w:p>
@@ -2329,7 +2271,7 @@
         </w:tc>
         <w:tc>
           <w:tcPr>
-            <w:tcW w:w="918" w:type="dxa"/>
+            <w:tcW w:w="919" w:type="dxa"/>
             <w:gridSpan w:val="2"/>
             <w:tcBorders/>
           </w:tcPr>
@@ -2411,7 +2353,7 @@
         </w:tc>
         <w:tc>
           <w:tcPr>
-            <w:tcW w:w="560" w:type="dxa"/>
+            <w:tcW w:w="559" w:type="dxa"/>
             <w:tcBorders/>
           </w:tcPr>
           <w:p>
@@ -2492,7 +2434,7 @@
         </w:tc>
         <w:tc>
           <w:tcPr>
-            <w:tcW w:w="1739" w:type="dxa"/>
+            <w:tcW w:w="1740" w:type="dxa"/>
             <w:tcBorders/>
           </w:tcPr>
           <w:p>
@@ -2884,10 +2826,10 @@
       </w:tblPr>
       <w:tblGrid>
         <w:gridCol w:w="2445"/>
-        <w:gridCol w:w="2164"/>
+        <w:gridCol w:w="2163"/>
         <w:gridCol w:w="2073"/>
         <w:gridCol w:w="558"/>
-        <w:gridCol w:w="542"/>
+        <w:gridCol w:w="543"/>
         <w:gridCol w:w="880"/>
         <w:gridCol w:w="722"/>
         <w:gridCol w:w="11"/>
@@ -2962,7 +2904,7 @@
         </w:tc>
         <w:tc>
           <w:tcPr>
-            <w:tcW w:w="2164" w:type="dxa"/>
+            <w:tcW w:w="2163" w:type="dxa"/>
             <w:tcBorders/>
           </w:tcPr>
           <w:p>
@@ -3018,7 +2960,7 @@
         </w:tc>
         <w:tc>
           <w:tcPr>
-            <w:tcW w:w="1980" w:type="dxa"/>
+            <w:tcW w:w="1981" w:type="dxa"/>
             <w:gridSpan w:val="3"/>
             <w:tcBorders/>
           </w:tcPr>
@@ -3110,7 +3052,7 @@
         </w:tc>
         <w:tc>
           <w:tcPr>
-            <w:tcW w:w="2164" w:type="dxa"/>
+            <w:tcW w:w="2163" w:type="dxa"/>
             <w:tcBorders/>
           </w:tcPr>
           <w:p>
@@ -3168,7 +3110,7 @@
         </w:tc>
         <w:tc>
           <w:tcPr>
-            <w:tcW w:w="1980" w:type="dxa"/>
+            <w:tcW w:w="1981" w:type="dxa"/>
             <w:gridSpan w:val="3"/>
             <w:tcBorders/>
           </w:tcPr>
@@ -3233,7 +3175,7 @@
         </w:trPr>
         <w:tc>
           <w:tcPr>
-            <w:tcW w:w="4609" w:type="dxa"/>
+            <w:tcW w:w="4608" w:type="dxa"/>
             <w:gridSpan w:val="2"/>
             <w:tcBorders/>
           </w:tcPr>
@@ -3261,7 +3203,7 @@
         </w:tc>
         <w:tc>
           <w:tcPr>
-            <w:tcW w:w="6377" w:type="dxa"/>
+            <w:tcW w:w="6378" w:type="dxa"/>
             <w:gridSpan w:val="7"/>
             <w:tcBorders/>
           </w:tcPr>
@@ -3324,7 +3266,7 @@
         </w:tc>
         <w:tc>
           <w:tcPr>
-            <w:tcW w:w="4237" w:type="dxa"/>
+            <w:tcW w:w="4236" w:type="dxa"/>
             <w:gridSpan w:val="2"/>
             <w:tcBorders/>
           </w:tcPr>
@@ -3353,7 +3295,7 @@
         </w:tc>
         <w:tc>
           <w:tcPr>
-            <w:tcW w:w="1100" w:type="dxa"/>
+            <w:tcW w:w="1101" w:type="dxa"/>
             <w:gridSpan w:val="2"/>
             <w:tcBorders/>
           </w:tcPr>
@@ -3476,7 +3418,7 @@
         </w:tc>
         <w:tc>
           <w:tcPr>
-            <w:tcW w:w="4237" w:type="dxa"/>
+            <w:tcW w:w="4236" w:type="dxa"/>
             <w:gridSpan w:val="2"/>
             <w:tcBorders/>
             <w:vAlign w:val="bottom"/>
@@ -3505,7 +3447,7 @@
         </w:tc>
         <w:tc>
           <w:tcPr>
-            <w:tcW w:w="1100" w:type="dxa"/>
+            <w:tcW w:w="1101" w:type="dxa"/>
             <w:gridSpan w:val="2"/>
             <w:tcBorders/>
             <w:vAlign w:val="bottom"/>
@@ -3624,7 +3566,7 @@
         </w:tc>
         <w:tc>
           <w:tcPr>
-            <w:tcW w:w="4237" w:type="dxa"/>
+            <w:tcW w:w="4236" w:type="dxa"/>
             <w:gridSpan w:val="2"/>
             <w:tcBorders/>
             <w:vAlign w:val="bottom"/>
@@ -3653,7 +3595,7 @@
         </w:tc>
         <w:tc>
           <w:tcPr>
-            <w:tcW w:w="1100" w:type="dxa"/>
+            <w:tcW w:w="1101" w:type="dxa"/>
             <w:gridSpan w:val="2"/>
             <w:tcBorders/>
             <w:vAlign w:val="bottom"/>
@@ -3772,7 +3714,7 @@
         </w:tc>
         <w:tc>
           <w:tcPr>
-            <w:tcW w:w="4237" w:type="dxa"/>
+            <w:tcW w:w="4236" w:type="dxa"/>
             <w:gridSpan w:val="2"/>
             <w:tcBorders/>
             <w:vAlign w:val="bottom"/>
@@ -3801,7 +3743,7 @@
         </w:tc>
         <w:tc>
           <w:tcPr>
-            <w:tcW w:w="1100" w:type="dxa"/>
+            <w:tcW w:w="1101" w:type="dxa"/>
             <w:gridSpan w:val="2"/>
             <w:tcBorders/>
             <w:vAlign w:val="bottom"/>
@@ -3920,7 +3862,7 @@
         </w:tc>
         <w:tc>
           <w:tcPr>
-            <w:tcW w:w="4237" w:type="dxa"/>
+            <w:tcW w:w="4236" w:type="dxa"/>
             <w:gridSpan w:val="2"/>
             <w:tcBorders/>
             <w:vAlign w:val="bottom"/>
@@ -3949,7 +3891,7 @@
         </w:tc>
         <w:tc>
           <w:tcPr>
-            <w:tcW w:w="1100" w:type="dxa"/>
+            <w:tcW w:w="1101" w:type="dxa"/>
             <w:gridSpan w:val="2"/>
             <w:tcBorders/>
             <w:vAlign w:val="bottom"/>
@@ -4068,7 +4010,7 @@
         </w:tc>
         <w:tc>
           <w:tcPr>
-            <w:tcW w:w="4237" w:type="dxa"/>
+            <w:tcW w:w="4236" w:type="dxa"/>
             <w:gridSpan w:val="2"/>
             <w:tcBorders/>
           </w:tcPr>
@@ -4096,7 +4038,7 @@
         </w:tc>
         <w:tc>
           <w:tcPr>
-            <w:tcW w:w="1100" w:type="dxa"/>
+            <w:tcW w:w="1101" w:type="dxa"/>
             <w:gridSpan w:val="2"/>
             <w:tcBorders/>
             <w:vAlign w:val="bottom"/>
@@ -4215,7 +4157,7 @@
         </w:tc>
         <w:tc>
           <w:tcPr>
-            <w:tcW w:w="4237" w:type="dxa"/>
+            <w:tcW w:w="4236" w:type="dxa"/>
             <w:gridSpan w:val="2"/>
             <w:tcBorders/>
             <w:vAlign w:val="bottom"/>
@@ -4244,7 +4186,7 @@
         </w:tc>
         <w:tc>
           <w:tcPr>
-            <w:tcW w:w="1100" w:type="dxa"/>
+            <w:tcW w:w="1101" w:type="dxa"/>
             <w:gridSpan w:val="2"/>
             <w:tcBorders/>
             <w:vAlign w:val="bottom"/>
@@ -4363,7 +4305,7 @@
         </w:tc>
         <w:tc>
           <w:tcPr>
-            <w:tcW w:w="4237" w:type="dxa"/>
+            <w:tcW w:w="4236" w:type="dxa"/>
             <w:gridSpan w:val="2"/>
             <w:tcBorders/>
             <w:vAlign w:val="bottom"/>
@@ -4392,7 +4334,7 @@
         </w:tc>
         <w:tc>
           <w:tcPr>
-            <w:tcW w:w="1100" w:type="dxa"/>
+            <w:tcW w:w="1101" w:type="dxa"/>
             <w:gridSpan w:val="2"/>
             <w:tcBorders/>
             <w:vAlign w:val="bottom"/>
@@ -4511,7 +4453,7 @@
         </w:tc>
         <w:tc>
           <w:tcPr>
-            <w:tcW w:w="4237" w:type="dxa"/>
+            <w:tcW w:w="4236" w:type="dxa"/>
             <w:gridSpan w:val="2"/>
             <w:tcBorders/>
             <w:vAlign w:val="bottom"/>
@@ -4540,7 +4482,7 @@
         </w:tc>
         <w:tc>
           <w:tcPr>
-            <w:tcW w:w="1100" w:type="dxa"/>
+            <w:tcW w:w="1101" w:type="dxa"/>
             <w:gridSpan w:val="2"/>
             <w:tcBorders/>
             <w:vAlign w:val="bottom"/>
@@ -4660,7 +4602,7 @@
         </w:tc>
         <w:tc>
           <w:tcPr>
-            <w:tcW w:w="4237" w:type="dxa"/>
+            <w:tcW w:w="4236" w:type="dxa"/>
             <w:gridSpan w:val="2"/>
             <w:tcBorders/>
             <w:vAlign w:val="bottom"/>
@@ -4689,7 +4631,7 @@
         </w:tc>
         <w:tc>
           <w:tcPr>
-            <w:tcW w:w="1100" w:type="dxa"/>
+            <w:tcW w:w="1101" w:type="dxa"/>
             <w:gridSpan w:val="2"/>
             <w:tcBorders/>
             <w:vAlign w:val="bottom"/>
@@ -4809,7 +4751,7 @@
         </w:tc>
         <w:tc>
           <w:tcPr>
-            <w:tcW w:w="4237" w:type="dxa"/>
+            <w:tcW w:w="4236" w:type="dxa"/>
             <w:gridSpan w:val="2"/>
             <w:tcBorders/>
             <w:vAlign w:val="bottom"/>
@@ -4838,7 +4780,7 @@
         </w:tc>
         <w:tc>
           <w:tcPr>
-            <w:tcW w:w="1100" w:type="dxa"/>
+            <w:tcW w:w="1101" w:type="dxa"/>
             <w:gridSpan w:val="2"/>
             <w:tcBorders/>
             <w:vAlign w:val="bottom"/>
@@ -4958,7 +4900,7 @@
         </w:tc>
         <w:tc>
           <w:tcPr>
-            <w:tcW w:w="4237" w:type="dxa"/>
+            <w:tcW w:w="4236" w:type="dxa"/>
             <w:gridSpan w:val="2"/>
             <w:tcBorders/>
             <w:vAlign w:val="bottom"/>
@@ -4987,7 +4929,7 @@
         </w:tc>
         <w:tc>
           <w:tcPr>
-            <w:tcW w:w="1100" w:type="dxa"/>
+            <w:tcW w:w="1101" w:type="dxa"/>
             <w:gridSpan w:val="2"/>
             <w:tcBorders/>
             <w:vAlign w:val="bottom"/>
@@ -5324,7 +5266,7 @@
         </w:tc>
         <w:tc>
           <w:tcPr>
-            <w:tcW w:w="4237" w:type="dxa"/>
+            <w:tcW w:w="4236" w:type="dxa"/>
             <w:gridSpan w:val="2"/>
             <w:tcBorders/>
             <w:vAlign w:val="bottom"/>
@@ -5381,7 +5323,7 @@
         </w:tc>
         <w:tc>
           <w:tcPr>
-            <w:tcW w:w="3746" w:type="dxa"/>
+            <w:tcW w:w="3747" w:type="dxa"/>
             <w:gridSpan w:val="5"/>
             <w:tcBorders/>
             <w:vAlign w:val="bottom"/>
@@ -5810,34 +5752,34 @@
         <a:srgbClr val="000000"/>
       </a:dk1>
       <a:lt1>
-        <a:srgbClr val="ffffff"/>
+        <a:srgbClr val="FFFFFF"/>
       </a:lt1>
       <a:dk2>
-        <a:srgbClr val="1f497d"/>
+        <a:srgbClr val="1F497D"/>
       </a:dk2>
       <a:lt2>
-        <a:srgbClr val="eeece1"/>
+        <a:srgbClr val="EEECE1"/>
       </a:lt2>
       <a:accent1>
-        <a:srgbClr val="4f81bd"/>
+        <a:srgbClr val="4F81BD"/>
       </a:accent1>
       <a:accent2>
-        <a:srgbClr val="c0504d"/>
+        <a:srgbClr val="C0504D"/>
       </a:accent2>
       <a:accent3>
-        <a:srgbClr val="9bbb59"/>
+        <a:srgbClr val="9BBB59"/>
       </a:accent3>
       <a:accent4>
-        <a:srgbClr val="8064a2"/>
+        <a:srgbClr val="8064A2"/>
       </a:accent4>
       <a:accent5>
-        <a:srgbClr val="4bacc6"/>
+        <a:srgbClr val="4BACC6"/>
       </a:accent5>
       <a:accent6>
-        <a:srgbClr val="f79646"/>
+        <a:srgbClr val="F79646"/>
       </a:accent6>
       <a:hlink>
-        <a:srgbClr val="0000ff"/>
+        <a:srgbClr val="0000FF"/>
       </a:hlink>
       <a:folHlink>
         <a:srgbClr val="800080"/>
